--- a/input/master-resume/old/scratch/Dave_Call_Master_Resume_Grouped_By_Section.docx
+++ b/input/master-resume/old/scratch/Dave_Call_Master_Resume_Grouped_By_Section.docx
@@ -1567,7 +1567,7 @@
         <w:rPr>
           <w:i/>
         </w:rPr>
-        <w:t>August 2021 to April 2022</w:t>
+        <w:t>August 2020 to April 2022</w:t>
       </w:r>
     </w:p>
     <w:p>
@@ -1739,7 +1739,7 @@
         <w:rPr>
           <w:i/>
         </w:rPr>
-        <w:t>August 2021 to April 2022</w:t>
+        <w:t>August 2020 to April 2022</w:t>
       </w:r>
     </w:p>
     <w:p>
@@ -1901,7 +1901,7 @@
         <w:rPr>
           <w:i/>
         </w:rPr>
-        <w:t>August 2021 to April 2022</w:t>
+        <w:t>August 2020 to April 2022</w:t>
       </w:r>
     </w:p>
     <w:p>
